--- a/companies/calderwood-partners/Engagements/Garza, Leblanc and Porter/2019.03.25 - Kickoff Memo - Portfolio Strategy.docx
+++ b/companies/calderwood-partners/Engagements/Garza, Leblanc and Porter/2019.03.25 - Kickoff Memo - Portfolio Strategy.docx
@@ -5,21 +5,30 @@
     <w:p>
       <w:r>
         <w:t>To: Melissa Casey</w:t>
+        <w:br/>
+        <w:t>From: Steven Hunt</w:t>
+        <w:br/>
+        <w:t>Re: Kickoff, portfolio strategy for Garza, Leblanc and Porter</w:t>
       </w:r>
     </w:p>
     <w:p>
       <w:r>
-        <w:t>From: Steven Hunt</w:t>
+        <w:t>We are engaged to help Garza, Leblanc and Porter decide where the firm's capital and attention are best directed across its portfolio over the year ahead. The client wants a recommendation their leadership can act on, grounded in evidence rather than a survey of every option. This memo sets down what we are trying to produce and who owns which part of it, so that we begin in step instead of converging on it later.</w:t>
       </w:r>
     </w:p>
     <w:p>
       <w:r>
-        <w:t>Subject: Getting the portfolio work underway for Garza, Leblanc and Porter</w:t>
+        <w:t>The engagement began on March 22, 2019, and our sponsor on the client side is Barbara Ward, the Director of Operations, who has agreed to clear our path to the data and the people we will need. Any request of substance to the client goes through her, and I will hold the running list of what we have asked for so that it stays on one channel.</w:t>
       </w:r>
     </w:p>
     <w:p>
       <w:r>
-        <w:t>Melissa, before we get going on March 22, 2019 I wanted the two of us reading from the same page, because a portfolio study is the kind of work that sprawls if you let it. Garza, Leblanc and Porter runs several businesses under one roof, and Barbara Ward has been plain about the question the board is really asking: where should the group put its money and its attention next, and is there anything in the mix that has stopped earning its place. Everything we do should point back at that one question. If we keep it in front of us, I think we can hold the work tight.</w:t>
+        <w:t>The first weeks have one job, and it is a narrow one. We build a shared and sourced picture of the portfolio as it stands before we form any view on where it should go. We do not draft conclusions yet; those come later, and only once the facts they rest on are settled and agreed with the client.</w:t>
+      </w:r>
+    </w:p>
+    <w:p>
+      <w:r>
+        <w:t>The end product is a written recommendation on the portfolio with the workpapers standing behind it, and everything in the plan below feeds one or the other. It is worth saying plainly that we are advising the decision, not making it: the choice remains the client's, and we keep our analysis and our recommendation clearly apart so their leadership can weigh the evidence before being handed the answer.</w:t>
       </w:r>
     </w:p>
     <w:p>
@@ -27,7 +36,7 @@
         <w:pStyle w:val="Heading2"/>
       </w:pPr>
       <w:r>
-        <w:t>How I would carve up the work</w:t>
+        <w:t>How the work divides</w:t>
       </w:r>
     </w:p>
     <w:p>
@@ -35,7 +44,7 @@
         <w:pStyle w:val="ListBullet"/>
       </w:pPr>
       <w:r>
-        <w:t>The inside read. We pull each business's own numbers together, side by side, on a common definition, so that revenue, margin, the capital each ties up, and its growth line all mean the same thing across the group. Barbara Ward's operations team is our way in for most of this.</w:t>
+        <w:t>Portfolio and market evidence. I take the market and competitive read, so we can place each business against what its market is actually doing, and I hand off each figure with its source attached.</w:t>
       </w:r>
     </w:p>
     <w:p>
@@ -43,7 +52,7 @@
         <w:pStyle w:val="ListBullet"/>
       </w:pPr>
       <w:r>
-        <w:t>The market read, which is mine. For each business I want to know the market it sits in, how fast that market is moving, and where the unit stands against the people it competes with. My early hunch is that a couple of these units look stronger on the inside numbers than their markets will support over time, but that is exactly the sort of thing I would rather test than assert, so treat it as a flag and nothing more.</w:t>
+        <w:t>Exhibits and the analytical pack. Melissa Casey owns the exhibits and keeps the pack consistent from one working session to the next, on the standing principle that an unsourced chart is an unfinished one.</w:t>
       </w:r>
     </w:p>
     <w:p>
@@ -51,7 +60,7 @@
         <w:pStyle w:val="ListBullet"/>
       </w:pPr>
       <w:r>
-        <w:t>The outside benchmark, which is yours. You set each business against comparable companies we can read from outside, so that we have a measure of strong and weak that does not come only from within the group.</w:t>
+        <w:t>Internal reconciliation. Melissa Casey leads the reconciliation of the client's own numbers across the businesses, so that when the comparison is drawn no one has to argue about the denominator after the fact.</w:t>
       </w:r>
     </w:p>
     <w:p>
@@ -59,12 +68,15 @@
         <w:pStyle w:val="ListBullet"/>
       </w:pPr>
       <w:r>
-        <w:t>The synthesis. Late in the engagement we put every business on one map, attractiveness against position, and turn that into a view on where the money should go and in what order. That part waits until the first three lines are solid.</w:t>
+        <w:t>Data requests. Every request to the client routes through one list rather than several; I keep it current so that Barbara Ward is never asked twice for the same thing.</w:t>
       </w:r>
     </w:p>
     <w:p>
+      <w:pPr>
+        <w:pStyle w:val="ListBullet"/>
+      </w:pPr>
       <w:r>
-        <w:t>One note on how we handle their side. Barbara Ward mentioned that her operations people are already stretched, so let us consolidate every request, ask once, and keep the log tight enough that nobody at Garza, Leblanc and Porter is chased twice for the same file. A fair amount of the unit-level performance data is sensitive inside the group as well, so it stays between us and does not travel.</w:t>
+        <w:t>The engagement file. We open a shared file this week and put sources into it as they arrive, so that any figure we later rely on can be traced back to where it came from.</w:t>
       </w:r>
     </w:p>
     <w:p>
@@ -72,44 +84,22 @@
         <w:pStyle w:val="Heading2"/>
       </w:pPr>
       <w:r>
-        <w:t>The first couple of weeks</w:t>
-      </w:r>
-    </w:p>
-    <w:p>
-      <w:pPr>
-        <w:pStyle w:val="ListBullet"/>
-      </w:pPr>
-      <w:r>
-        <w:t>I get one consolidated data request over to Barbara Ward this week, rather than dribbling asks at her team, and I open a log of what we have requested and what has come back.</w:t>
-      </w:r>
-    </w:p>
-    <w:p>
-      <w:pPr>
-        <w:pStyle w:val="ListBullet"/>
-      </w:pPr>
-      <w:r>
-        <w:t>You and I agree the common definitions for a business, its margin, and the capital it uses before either of us calculates anything, so that we are not arguing in month four about what a number means.</w:t>
-      </w:r>
-    </w:p>
-    <w:p>
-      <w:pPr>
-        <w:pStyle w:val="ListBullet"/>
-      </w:pPr>
-      <w:r>
-        <w:t>I start the market scan on the two largest units, since they will carry most of the answer.</w:t>
-      </w:r>
-    </w:p>
-    <w:p>
-      <w:pPr>
-        <w:pStyle w:val="ListBullet"/>
-      </w:pPr>
-      <w:r>
-        <w:t>We compare notes at the end of next week, gaps and all, and see whether the shape of the portfolio is starting to show.</w:t>
+        <w:t>The first week</w:t>
       </w:r>
     </w:p>
     <w:p>
       <w:r>
-        <w:t>None of this is a finding yet, obviously; it is a plan and a data request going out the door. Poke holes in any of it now, while changing it costs nothing. If the definitions or the split of work look off to you, say so before we are committed to them. And if the request is going to land badly with anyone on their side, better we hear it from you before it goes out than from Barbara Ward afterward.</w:t>
+        <w:t>The priority this week is access. I will send the client our first data request by the end of the week, and Melissa Casey will begin the market and portfolio scan in parallel so that we are not idle while the data comes back. Before we meet again, I would ask you for two things: the documents your side of the work will need from the client, and the people you would want to interview; send both to me by Friday and I will fold them into the single request.</w:t>
+      </w:r>
+    </w:p>
+    <w:p>
+      <w:r>
+        <w:t>From next week we hold a short standing check-in between the two of us before anything goes to the client, kept to status, blockers, and what we still need from them. That keeps our requests to the client on one channel and their answers on the record, which matters more on an engagement of this length than it may seem at the outset.</w:t>
+      </w:r>
+    </w:p>
+    <w:p>
+      <w:r>
+        <w:t>I will circulate a short index of what has arrived and what is still outstanding, and refresh it as things move, so that no one has to ask me twice for the same status and so the picture we carry into each check-in with Barbara Ward is an accurate one.</w:t>
       </w:r>
     </w:p>
     <w:sectPr>
